--- a/data/drop/美股技术风险监控_2026-09-14.docx
+++ b/data/drop/美股技术风险监控_2026-09-14.docx
@@ -1086,7 +1086,7 @@
         <w:pStyle w:val="ListBullet"/>
       </w:pPr>
       <w:r>
-        <w:t>成交量变化：Volume/MA20=1.05倍；成交量为20日均量的1.05倍</w:t>
+        <w:t>成交量变化：Volume/MA20=1.06倍；成交量为20日均量的1.06倍</w:t>
       </w:r>
     </w:p>
     <w:p>
@@ -1278,7 +1278,7 @@
         <w:pStyle w:val="ListBullet"/>
       </w:pPr>
       <w:r>
-        <w:t>成交量变化：Volume/MA20=1.09倍；成交量为20日均量的1.09倍</w:t>
+        <w:t>成交量变化：Volume/MA20=1.10倍；成交量为20日均量的1.10倍</w:t>
       </w:r>
     </w:p>
     <w:p>
